--- a/FASE 2/avances grupales/Informe-final-Fase2-Marexpress.docx
+++ b/FASE 2/avances grupales/Informe-final-Fase2-Marexpress.docx
@@ -68,7 +68,7 @@
         <w:jc w:val="center"/>
       </w:pPr>
       <w:r>
-        <w:t>18 de octubre de 2026</w:t>
+        <w:t xml:space="preserve">19 de octubre de 2026</w:t>
       </w:r>
     </w:p>
     <w:p>
@@ -164,10 +164,7 @@
     </w:p>
     <w:p>
       <w:r>
-        <w:t>Transportes Marexpress necesitaba dejar de repartir la operación entre registros sueltos. El proyecto entrega una aplicación web que administra la orden de transporte desde su creación hasta el seguimiento, pasando por bodega, manifiesto y pago. Participan administrador, operador, peoneta y cliente, cada uno con un permiso distinto. El resultado permite cobrar en caja, declarar el cobro en la entrega sin darlo por pagado, cuadrar el manifiesto de regreso orden por orden y exportar la cuenta corriente del me</w:t>
-      </w:r>
-      <w:r>
-        <w:t>s. La integración de pago en línea queda en el ambiente de pruebas de Webpay. El aporte es operativo: la empresa puede ver si una carga está impaga, pagada, por cuadrar o en cuenta corriente antes de soltarla. El análisis predictivo con Machine Learning no forma parte del resultado, por falta de un historial apto para entrenar un modelo con un estándar defendible.</w:t>
+        <w:t>Transportes Marexpress necesitaba dejar de repartir la operación entre registros sueltos. El proyecto entrega una aplicación web que administra la orden de transporte desde su creación hasta el seguimiento, pasando por bodega, manifiesto y pago. Participan administrador, operador, peoneta y cliente, cada uno con un permiso distinto. El resultado permite cobrar en caja, declarar el cobro en la entrega sin darlo por pagado, cuadrar el manifiesto de regreso orden por orden y exportar la cuenta corriente del mes. La integración de pago en línea queda en el ambiente de pruebas de Webpay. El aporte es operativo: la empresa puede ver si una carga está impaga, pagada, por cuadrar o en cuenta corriente antes de soltarla. El análisis predictivo con Machine Learning no forma parte del resultado, por falta de un historial apto para entrenar un modelo con un estándar defendible.</w:t>
       </w:r>
     </w:p>
     <w:p>
@@ -180,10 +177,7 @@
     </w:p>
     <w:p>
       <w:r>
-        <w:t>Transportes Marexpress needed one system for work that was previously scattered. The project delivers a web application that manages a transport order from creation to public tracking, including the warehouse, the manifest and the payment. Administrator, operator, driver assistant and client each have a different permission. The result supports counter collection, a delivery declaration that does not mark the order as paid, manifest reconciliation one order at a time, and a monthly current-account spreadshe</w:t>
-      </w:r>
-      <w:r>
-        <w:t>et. Online payment stays in the Webpay test environment. The value is operational: the company can see whether freight is unpaid, paid, waiting for reconciliation or charged to a current account before releasing the cargo. Predictive machine learning is not part of the result, because there is no labelled history that would support a defensible model.</w:t>
+        <w:t>Transportes Marexpress needed one system for work that was previously scattered. The project delivers a web application that manages a transport order from creation to public tracking, including the warehouse, the manifest and the payment. Administrator, operator, driver assistant and client each have a different permission. The result supports counter collection, a delivery declaration that does not mark the order as paid, manifest reconciliation one order at a time, and a monthly current-account spreadsheet. Online payment stays in the Webpay test environment. The value is operational: the company can see whether freight is unpaid, paid, waiting for reconciliation or charged to a current account before releasing the cargo. Predictive machine learning is not part of the result, because there is no labelled history that would support a defensible model.</w:t>
       </w:r>
     </w:p>
     <w:p>
@@ -256,11 +250,7 @@
     </w:p>
     <w:p>
       <w:r>
-        <w:t xml:space="preserve">Del perfil de egreso usado en la pauta, el proyecto evidencia con más fuerza el modelo de datos implementado y la construcción e integración del software. La gestión del proyecto se evidencia en el plan, los ajustes y el repositorio. Las pruebas de certificación se evidencian de forma parcial, mediante Postman y </w:t>
-      </w:r>
-      <w:r>
-        <w:lastRenderedPageBreak/>
-        <w:t>pruebas de uso, no mediante una suite certificada. La implantación es local y no es un paso a producción en la empresa.</w:t>
+        <w:t xml:space="preserve">Del perfil de egreso usado en la pauta (Duoc UC, 2026), el proyecto evidencia con más fuerza el modelo de datos implementado y la construcción e integración del software. La gestión del proyecto se evidencia en el plan, los ajustes y el repositorio (Roa y Sandoval, 2026). Las pruebas de certificación se evidencian de forma parcial, mediante Postman y pruebas de uso, no mediante una suite certificada. La implantación es local y no es un paso a producción en la empresa.</w:t>
       </w:r>
     </w:p>
     <w:p>
@@ -273,10 +263,7 @@
     </w:p>
     <w:p>
       <w:r>
-        <w:t>El problema es la pérdida de control cuando la orden, el manifiesto y el pago no viven en el mismo sistema. En una empresa de transporte, soltar una caja sin saber si el flete está pagado, o marcarla pagada antes de cuadrar el camión, produce diferencias de caja y deudas que no aparecen en la facturación del mes. El tema es relevante para el campo laboral de Ingeniería en Informática porque el profesional no solo programa pantallas: tiene que modelar una regla de negocio, persistirla y hacer que cada rol ve</w:t>
-      </w:r>
-      <w:r>
-        <w:t>a solo lo que le corresponde.</w:t>
+        <w:t>El problema es la pérdida de control cuando la orden, el manifiesto y el pago no viven en el mismo sistema. En una empresa de transporte, soltar una caja sin saber si el flete está pagado, o marcarla pagada antes de cuadrar el camión, produce diferencias de caja y deudas que no aparecen en la facturación del mes. El tema es relevante para el campo laboral de Ingeniería en Informática porque el profesional no solo programa pantallas: tiene que modelar una regla de negocio, persistirla y hacer que cada rol vea solo lo que le corresponde.</w:t>
       </w:r>
     </w:p>
     <w:p>
@@ -299,12 +286,17 @@
     </w:p>
     <w:p>
       <w:r>
-        <w:t>El objetivo general de la fase 1 incluía Machine Learning. Ese componente no se logró. El resto del objetivo general sí está desarrollado en el sistema que se presenta.</w:t>
+        <w:t xml:space="preserve">El objetivo general de la fase 1 incluía Machine Learning. Ese componente no se logró. El resto del objetivo general está desarrollado en el sistema que se presenta, con las alertas cubiertas en forma parcial.</w:t>
       </w:r>
     </w:p>
     <w:p>
       <w:r>
-        <w:t>Objetivos específicos logrados: requerimientos documentados; modelo de datos; ciclo de la orden de transporte con historial; maestros de tarifas, clientes, conductores y vehículos; manifiestos con asignación, lectura de código y control de carga; seguimiento web por número de orden; alertas; Webpay en integración; reportes operacionales, incluido el Excel de la planilla mensual y el PDF del manifiesto.</w:t>
+        <w:t xml:space="preserve">Objetivos específicos logrados: requerimientos documentados; modelo de datos; ciclo de la orden de transporte con historial; maestros de tarifas, clientes, conductores y vehículos; manifiestos con asignación, lectura de código y control de carga; seguimiento web por número de orden; Webpay en integración; reportes operacionales, incluido el Excel de la planilla mensual y el PDF del manifiesto.</w:t>
+      </w:r>
+    </w:p>
+    <w:p>
+      <w:r>
+        <w:t xml:space="preserve">Objetivo específico logrado en forma parcial: alertas. La campana de alertas del sistema ya avisa cuando se crea una OT, cuando una carga va atrasada (OT con fecha estimada de entrega vencida que sigue sin cerrarse) y cuando se bloquea un intento de intrusión, y cada alerta se puede marcar como leída. Falta la alerta de morosidad de los clientes con cuenta corriente. Por eso la carta Gantt, al corte del 18 de octubre, deja la actividad 3.2.2, Alertas de morosidad y entregas atrasadas, con 50 % de avance.</w:t>
       </w:r>
     </w:p>
     <w:p>
@@ -322,16 +314,12 @@
     </w:p>
     <w:p>
       <w:r>
-        <w:t>Se implementó desarrollo iterativo e incremental. Cada incremento tuvo una fase de análisis con la regla operativa, diseño de datos o de contrato del API, construcción, y validación con datos de la base o con la colección de peticiones. No se usó un marco ágil con ceremonias formales, porque el equipo es de dos personas y el control se hizo con el repositorio, la planificación de la fase 1 y los ajustes de este informe.</w:t>
+        <w:t xml:space="preserve">Se implementó desarrollo iterativo e incremental, en el que el sistema se construye por partes funcionales y cada parte se valida antes de agregar la siguiente (Sommerville, 2011). Cada incremento tuvo una fase de análisis con la regla operativa, diseño de datos o de contrato del API, construcción, y validación con datos de la base o con la colección de peticiones. No se usó un marco ágil con ceremonias formales, porque el equipo es de dos personas y el control se hizo con el repositorio, la planificación de la fase 1 y los ajustes de este informe.</w:t>
       </w:r>
     </w:p>
     <w:p>
       <w:r>
-        <w:t xml:space="preserve">La metodología era pertinente. Los objetivos son módulos distintos que comparten la orden de transporte. Construirlos en secuencia permitió que el pago se corrigiera cuando la operación mostró que la baja no </w:t>
-      </w:r>
-      <w:r>
-        <w:lastRenderedPageBreak/>
-        <w:t>ocurre en la puerta del destinatario. Una metodología en cascada, cerrada en la fase 1, habría dejado esa regla fuera del producto.</w:t>
+        <w:t xml:space="preserve">La metodología era pertinente. Los objetivos son módulos distintos que comparten la orden de transporte. Construirlos en secuencia permitió que el pago se corrigiera cuando la operación mostró que la baja no ocurre en la puerta del destinatario. Una metodología en cascada, que fija los requisitos antes de construir (Sommerville, 2011), habría dejado esa regla fuera del producto.</w:t>
       </w:r>
     </w:p>
     <w:p>
@@ -365,7 +353,7 @@
         <w:spacing w:after="80"/>
       </w:pPr>
       <w:r>
-        <w:t>Modelo relacional e implementación con Prisma y MySQL.</w:t>
+        <w:t xml:space="preserve">Modelo relacional e implementación con Prisma y MySQL (Oracle, s.f.; Prisma, s.f.).</w:t>
       </w:r>
     </w:p>
     <w:p>
@@ -374,7 +362,7 @@
         <w:spacing w:after="80"/>
       </w:pPr>
       <w:r>
-        <w:t>Autenticación con código enviado al correo y autorización por rol.</w:t>
+        <w:t xml:space="preserve">Autenticación con código enviado al correo, sesión con token JWT (Jones et al., 2015) y autorización por rol.</w:t>
       </w:r>
     </w:p>
     <w:p>
@@ -410,7 +398,7 @@
         <w:spacing w:after="80"/>
       </w:pPr>
       <w:r>
-        <w:t>Pagos de prueba, caja y retiro, planilla mensual y resguardo cifrado del voucher.</w:t>
+        <w:t xml:space="preserve">Pagos de prueba con Webpay Plus (Transbank Developers, s.f.), caja y retiro, planilla mensual y resguardo cifrado del voucher.</w:t>
       </w:r>
     </w:p>
     <w:p>
@@ -419,7 +407,7 @@
         <w:spacing w:after="80"/>
       </w:pPr>
       <w:r>
-        <w:t>Reportes por período y documentación técnica de roles, pruebas y pagos.</w:t>
+        <w:t xml:space="preserve">Alertas en la campana del sistema, reportes por período y documentación técnica de roles, pruebas y pagos.</w:t>
       </w:r>
     </w:p>
     <w:p>
@@ -432,29 +420,7 @@
     </w:p>
     <w:p>
       <w:r>
-        <w:t xml:space="preserve">El proceso de la empresa se pudo nombrar con estados concretos. El stack ya elegido </w:t>
-      </w:r>
-      <w:proofErr w:type="spellStart"/>
-      <w:r>
-        <w:t>en</w:t>
-      </w:r>
-      <w:proofErr w:type="spellEnd"/>
-      <w:r>
-        <w:t xml:space="preserve"> la </w:t>
-      </w:r>
-      <w:proofErr w:type="spellStart"/>
-      <w:r>
-        <w:t>fase</w:t>
-      </w:r>
-      <w:proofErr w:type="spellEnd"/>
-      <w:r>
-        <w:t xml:space="preserve"> 1</w:t>
-      </w:r>
-      <w:r>
-        <w:t xml:space="preserve">, </w:t>
-      </w:r>
-      <w:r>
-        <w:t>Prisma, MySQL y React, se mantuvo y evitó un cambio de tecnología a mitad de camino. El trabajo previo de interfaz y de portal de cliente permitió que el cuadre de pagos se apoyara en pantallas que ya existían.</w:t>
+        <w:t xml:space="preserve">El proceso de la empresa se pudo nombrar con estados concretos. El stack ya elegido en la fase 1 se mantuvo: React en el frontend (Meta Open Source, s.f.), Node.js con Express en el API (OpenJS Foundation, s.f.) y Prisma con MySQL en los datos. Eso evitó un cambio de tecnología a mitad de camino. El trabajo previo de interfaz y de portal de cliente permitió que el cuadre de pagos se apoyara en pantallas que ya existían.</w:t>
       </w:r>
     </w:p>
     <w:p>
@@ -480,7 +446,7 @@
     </w:p>
     <w:p>
       <w:r>
-        <w:t>Se separó la declaración del peoneta de la baja de oficina. Se distinguieron manifiesto de reparto y manifiesto de traspaso. Se sacó la facturación electrónica del menú. Se postergó Machine Learning y se documentó la postergación. Se agregó la descarga del PDF al cerrar el manifiesto y al terminar el cuadre, y la descarga Excel de la planilla del mes. Esos ajustes no cambian el objetivo general, salvo en el componente predictivo, que se reconoce como no cumplido.</w:t>
+        <w:t xml:space="preserve">Se separó la declaración del peoneta de la baja de oficina. Se distinguieron manifiesto de reparto y manifiesto de traspaso. Se sacó la facturación electrónica del menú. Se postergó Machine Learning y se documentó la postergación. Se dejó pendiente la alerta de morosidad, mientras que las de carga atrasada, OT creada e intento de intrusión sí quedaron funcionando. Se agregó la descarga del PDF al cerrar el manifiesto y al terminar el cuadre, y la descarga Excel de la planilla del mes. Esos ajustes no cambian el objetivo general, salvo en el componente predictivo, que se reconoce como no cumplido, y en las alertas, que quedan parciales.</w:t>
       </w:r>
     </w:p>
     <w:p>
@@ -493,13 +459,1488 @@
     </w:p>
     <w:p>
       <w:r>
-        <w:t>El resultado final es el sistema en el repositorio del proyecto, ejecutable en ambiente local, más la documentación de la fase 1 y los informes de la fase 2. Una persona puede seguir el recorrido: crear la orden, recibirla en bodega, cargarla a un manifiesto, cerrar el manifiesto y obtener el PDF, consultar el seguimiento, declarar la entrega como peoneta, cuadrar el regreso y, si corresponde, cobrar en caja o dejar el cargo en la planilla del mes.</w:t>
+        <w:t xml:space="preserve">El resultado final es el sistema en el repositorio del proyecto (Roa y Sandoval, 2026), ejecutable en ambiente local, más la documentación de la fase 1 y los informes de la fase 2. Una persona puede seguir el recorrido: crear la orden, recibirla en bodega, cargarla a un manifiesto, cerrar el manifiesto y obtener el PDF, consultar el seguimiento, declarar la entrega como peoneta, cuadrar el regreso y, si corresponde, cobrar en caja o dejar el cargo en la planilla del mes.</w:t>
       </w:r>
     </w:p>
     <w:p>
       <w:r>
-        <w:lastRenderedPageBreak/>
-        <w:t>Para la comisión, las evidencias que mejor muestran las etapas son el documento de requerimientos y el modelo de la fase 1, el esquema de base de datos, las vistas por rol, la colección Postman y los informes de pagos, roles y pruebas. El video de demostración es el cierre oral de la presentación y debe filmarse sobre esos mismos flujos, sin mostrar funciones que el sistema no tiene.</w:t>
+        <w:t xml:space="preserve">Para la comisión, las evidencias que mejor muestran las etapas son el documento de requerimientos y el modelo de la fase 1, el esquema de base de datos, las vistas por rol, la colección Postman (Postman, s.f.) y los informes de pagos, roles y pruebas. La demostración de la presentación recorre esos mismos flujos con los datos de prueba de la base.</w:t>
+      </w:r>
+    </w:p>
+    <w:p>
+      <w:r>
+        <w:rPr>
+          <w:b/>
+        </w:rPr>
+        <w:t xml:space="preserve">Aporte de cada integrante en el repositorio</w:t>
+      </w:r>
+    </w:p>
+    <w:p>
+      <w:r>
+        <w:t xml:space="preserve">El historial de Git del repositorio muestra el trabajo de ambos integrantes. Al 19 de octubre de 2026 hay 29 commits sin contar las fusiones: 18 de Raúl Roa y 11 de Benjamín Sandoval. La integración del 17 de octubre se hizo mediante un pull request (#1, rama integracion-marexpress). Los commits de Benjamín aparecen con tres identidades de Git (la cuenta subrosa-w, su correo institucional y un correo personal) y las tres corresponden a la misma persona. La tabla 1 resume los commits con aporte al sistema o a la documentación; se omiten los que solo crean archivos README.</w:t>
+      </w:r>
+    </w:p>
+    <w:p>
+      <w:pPr>
+        <w:keepNext/>
+        <w:spacing w:after="0"/>
+      </w:pPr>
+      <w:r>
+        <w:rPr>
+          <w:b/>
+        </w:rPr>
+        <w:t xml:space="preserve">Tabla 1</w:t>
+      </w:r>
+    </w:p>
+    <w:p>
+      <w:pPr>
+        <w:keepNext/>
+        <w:spacing w:after="80"/>
+      </w:pPr>
+      <w:r>
+        <w:rPr>
+          <w:i/>
+        </w:rPr>
+        <w:t xml:space="preserve">Commits principales por integrante</w:t>
+      </w:r>
+    </w:p>
+    <w:tbl>
+      <w:tblPr>
+        <w:tblStyle w:val="Tablaconcuadrcula"/>
+        <w:tblW w:w="9746" w:type="dxa"/>
+        <w:tblLayout w:type="fixed"/>
+        <w:tblCellMar>
+          <w:left w:w="80" w:type="dxa"/>
+          <w:right w:w="80" w:type="dxa"/>
+        </w:tblCellMar>
+        <w:tblLook w:val="04A0" w:firstRow="1" w:lastRow="0" w:firstColumn="0" w:lastColumn="0" w:noHBand="0" w:noVBand="1"/>
+      </w:tblPr>
+      <w:tblGrid>
+        <w:gridCol w:w="1250"/>
+        <w:gridCol w:w="1000"/>
+        <w:gridCol w:w="1150"/>
+        <w:gridCol w:w="6346"/>
+      </w:tblGrid>
+      <w:tr>
+        <w:trPr>
+          <w:cantSplit/>
+          <w:tblHeader/>
+        </w:trPr>
+        <w:tc>
+          <w:tcPr>
+            <w:tcW w:w="1250" w:type="dxa"/>
+            <w:shd w:val="clear" w:color="auto" w:fill="D9E2F3"/>
+          </w:tcPr>
+          <w:p>
+            <w:pPr>
+              <w:spacing w:before="20" w:after="20" w:line="240" w:lineRule="auto"/>
+            </w:pPr>
+            <w:r>
+              <w:rPr>
+                <w:b/>
+                <w:sz w:val="18"/>
+                <w:szCs w:val="18"/>
+              </w:rPr>
+              <w:t xml:space="preserve">Fecha</w:t>
+            </w:r>
+          </w:p>
+        </w:tc>
+        <w:tc>
+          <w:tcPr>
+            <w:tcW w:w="1000" w:type="dxa"/>
+            <w:shd w:val="clear" w:color="auto" w:fill="D9E2F3"/>
+          </w:tcPr>
+          <w:p>
+            <w:pPr>
+              <w:spacing w:before="20" w:after="20" w:line="240" w:lineRule="auto"/>
+            </w:pPr>
+            <w:r>
+              <w:rPr>
+                <w:b/>
+                <w:sz w:val="18"/>
+                <w:szCs w:val="18"/>
+              </w:rPr>
+              <w:t xml:space="preserve">Commit</w:t>
+            </w:r>
+          </w:p>
+        </w:tc>
+        <w:tc>
+          <w:tcPr>
+            <w:tcW w:w="1150" w:type="dxa"/>
+            <w:shd w:val="clear" w:color="auto" w:fill="D9E2F3"/>
+          </w:tcPr>
+          <w:p>
+            <w:pPr>
+              <w:spacing w:before="20" w:after="20" w:line="240" w:lineRule="auto"/>
+            </w:pPr>
+            <w:r>
+              <w:rPr>
+                <w:b/>
+                <w:sz w:val="18"/>
+                <w:szCs w:val="18"/>
+              </w:rPr>
+              <w:t xml:space="preserve">Integrante</w:t>
+            </w:r>
+          </w:p>
+        </w:tc>
+        <w:tc>
+          <w:tcPr>
+            <w:tcW w:w="6346" w:type="dxa"/>
+            <w:shd w:val="clear" w:color="auto" w:fill="D9E2F3"/>
+          </w:tcPr>
+          <w:p>
+            <w:pPr>
+              <w:spacing w:before="20" w:after="20" w:line="240" w:lineRule="auto"/>
+            </w:pPr>
+            <w:r>
+              <w:rPr>
+                <w:b/>
+                <w:sz w:val="18"/>
+                <w:szCs w:val="18"/>
+              </w:rPr>
+              <w:t xml:space="preserve">Aporte</w:t>
+            </w:r>
+          </w:p>
+        </w:tc>
+      </w:tr>
+      <w:tr>
+        <w:trPr>
+          <w:cantSplit/>
+        </w:trPr>
+        <w:tc>
+          <w:tcPr>
+            <w:tcW w:w="1250" w:type="dxa"/>
+          </w:tcPr>
+          <w:p>
+            <w:pPr>
+              <w:spacing w:before="20" w:after="20" w:line="240" w:lineRule="auto"/>
+            </w:pPr>
+            <w:r>
+              <w:rPr>
+                <w:sz w:val="18"/>
+                <w:szCs w:val="18"/>
+              </w:rPr>
+              <w:t xml:space="preserve">16-08-2026</w:t>
+            </w:r>
+          </w:p>
+        </w:tc>
+        <w:tc>
+          <w:tcPr>
+            <w:tcW w:w="1000" w:type="dxa"/>
+          </w:tcPr>
+          <w:p>
+            <w:pPr>
+              <w:spacing w:before="20" w:after="20" w:line="240" w:lineRule="auto"/>
+            </w:pPr>
+            <w:r>
+              <w:rPr>
+                <w:sz w:val="18"/>
+                <w:szCs w:val="18"/>
+              </w:rPr>
+              <w:t xml:space="preserve">d0a5fa3</w:t>
+            </w:r>
+          </w:p>
+        </w:tc>
+        <w:tc>
+          <w:tcPr>
+            <w:tcW w:w="1150" w:type="dxa"/>
+          </w:tcPr>
+          <w:p>
+            <w:pPr>
+              <w:spacing w:before="20" w:after="20" w:line="240" w:lineRule="auto"/>
+            </w:pPr>
+            <w:r>
+              <w:rPr>
+                <w:sz w:val="18"/>
+                <w:szCs w:val="18"/>
+              </w:rPr>
+              <w:t xml:space="preserve">Benjamín</w:t>
+            </w:r>
+          </w:p>
+        </w:tc>
+        <w:tc>
+          <w:tcPr>
+            <w:tcW w:w="6346" w:type="dxa"/>
+          </w:tcPr>
+          <w:p>
+            <w:pPr>
+              <w:spacing w:before="20" w:after="20" w:line="240" w:lineRule="auto"/>
+            </w:pPr>
+            <w:r>
+              <w:rPr>
+                <w:sz w:val="18"/>
+                <w:szCs w:val="18"/>
+              </w:rPr>
+              <w:t xml:space="preserve">Creación del repositorio en GitHub.</w:t>
+            </w:r>
+          </w:p>
+        </w:tc>
+      </w:tr>
+      <w:tr>
+        <w:trPr>
+          <w:cantSplit/>
+        </w:trPr>
+        <w:tc>
+          <w:tcPr>
+            <w:tcW w:w="1250" w:type="dxa"/>
+          </w:tcPr>
+          <w:p>
+            <w:pPr>
+              <w:spacing w:before="20" w:after="20" w:line="240" w:lineRule="auto"/>
+            </w:pPr>
+            <w:r>
+              <w:rPr>
+                <w:sz w:val="18"/>
+                <w:szCs w:val="18"/>
+              </w:rPr>
+              <w:t xml:space="preserve">31-08-2026</w:t>
+            </w:r>
+          </w:p>
+        </w:tc>
+        <w:tc>
+          <w:tcPr>
+            <w:tcW w:w="1000" w:type="dxa"/>
+          </w:tcPr>
+          <w:p>
+            <w:pPr>
+              <w:spacing w:before="20" w:after="20" w:line="240" w:lineRule="auto"/>
+            </w:pPr>
+            <w:r>
+              <w:rPr>
+                <w:sz w:val="18"/>
+                <w:szCs w:val="18"/>
+              </w:rPr>
+              <w:t xml:space="preserve">5dd69d7</w:t>
+            </w:r>
+          </w:p>
+        </w:tc>
+        <w:tc>
+          <w:tcPr>
+            <w:tcW w:w="1150" w:type="dxa"/>
+          </w:tcPr>
+          <w:p>
+            <w:pPr>
+              <w:spacing w:before="20" w:after="20" w:line="240" w:lineRule="auto"/>
+            </w:pPr>
+            <w:r>
+              <w:rPr>
+                <w:sz w:val="18"/>
+                <w:szCs w:val="18"/>
+              </w:rPr>
+              <w:t xml:space="preserve">Raúl</w:t>
+            </w:r>
+          </w:p>
+        </w:tc>
+        <w:tc>
+          <w:tcPr>
+            <w:tcW w:w="6346" w:type="dxa"/>
+          </w:tcPr>
+          <w:p>
+            <w:pPr>
+              <w:spacing w:before="20" w:after="20" w:line="240" w:lineRule="auto"/>
+            </w:pPr>
+            <w:r>
+              <w:rPr>
+                <w:sz w:val="18"/>
+                <w:szCs w:val="18"/>
+              </w:rPr>
+              <w:t xml:space="preserve">Documentos de la fase 1: carta Gantt, matriz RACI, presentación, informe y requisitos.</w:t>
+            </w:r>
+          </w:p>
+        </w:tc>
+      </w:tr>
+      <w:tr>
+        <w:trPr>
+          <w:cantSplit/>
+        </w:trPr>
+        <w:tc>
+          <w:tcPr>
+            <w:tcW w:w="1250" w:type="dxa"/>
+          </w:tcPr>
+          <w:p>
+            <w:pPr>
+              <w:spacing w:before="20" w:after="20" w:line="240" w:lineRule="auto"/>
+            </w:pPr>
+            <w:r>
+              <w:rPr>
+                <w:sz w:val="18"/>
+                <w:szCs w:val="18"/>
+              </w:rPr>
+              <w:t xml:space="preserve">31-08-2026</w:t>
+            </w:r>
+          </w:p>
+        </w:tc>
+        <w:tc>
+          <w:tcPr>
+            <w:tcW w:w="1000" w:type="dxa"/>
+          </w:tcPr>
+          <w:p>
+            <w:pPr>
+              <w:spacing w:before="20" w:after="20" w:line="240" w:lineRule="auto"/>
+            </w:pPr>
+            <w:r>
+              <w:rPr>
+                <w:sz w:val="18"/>
+                <w:szCs w:val="18"/>
+              </w:rPr>
+              <w:t xml:space="preserve">46f80f4</w:t>
+            </w:r>
+          </w:p>
+        </w:tc>
+        <w:tc>
+          <w:tcPr>
+            <w:tcW w:w="1150" w:type="dxa"/>
+          </w:tcPr>
+          <w:p>
+            <w:pPr>
+              <w:spacing w:before="20" w:after="20" w:line="240" w:lineRule="auto"/>
+            </w:pPr>
+            <w:r>
+              <w:rPr>
+                <w:sz w:val="18"/>
+                <w:szCs w:val="18"/>
+              </w:rPr>
+              <w:t xml:space="preserve">Raúl</w:t>
+            </w:r>
+          </w:p>
+        </w:tc>
+        <w:tc>
+          <w:tcPr>
+            <w:tcW w:w="6346" w:type="dxa"/>
+          </w:tcPr>
+          <w:p>
+            <w:pPr>
+              <w:spacing w:before="20" w:after="20" w:line="240" w:lineRule="auto"/>
+            </w:pPr>
+            <w:r>
+              <w:rPr>
+                <w:sz w:val="18"/>
+                <w:szCs w:val="18"/>
+              </w:rPr>
+              <w:t xml:space="preserve">Modelo de la base de datos en MySQL Workbench e imagen de la arquitectura.</w:t>
+            </w:r>
+          </w:p>
+        </w:tc>
+      </w:tr>
+      <w:tr>
+        <w:trPr>
+          <w:cantSplit/>
+        </w:trPr>
+        <w:tc>
+          <w:tcPr>
+            <w:tcW w:w="1250" w:type="dxa"/>
+          </w:tcPr>
+          <w:p>
+            <w:pPr>
+              <w:spacing w:before="20" w:after="20" w:line="240" w:lineRule="auto"/>
+            </w:pPr>
+            <w:r>
+              <w:rPr>
+                <w:sz w:val="18"/>
+                <w:szCs w:val="18"/>
+              </w:rPr>
+              <w:t xml:space="preserve">07-09-2026</w:t>
+            </w:r>
+          </w:p>
+        </w:tc>
+        <w:tc>
+          <w:tcPr>
+            <w:tcW w:w="1000" w:type="dxa"/>
+          </w:tcPr>
+          <w:p>
+            <w:pPr>
+              <w:spacing w:before="20" w:after="20" w:line="240" w:lineRule="auto"/>
+            </w:pPr>
+            <w:r>
+              <w:rPr>
+                <w:sz w:val="18"/>
+                <w:szCs w:val="18"/>
+              </w:rPr>
+              <w:t xml:space="preserve">edfbc80</w:t>
+            </w:r>
+          </w:p>
+        </w:tc>
+        <w:tc>
+          <w:tcPr>
+            <w:tcW w:w="1150" w:type="dxa"/>
+          </w:tcPr>
+          <w:p>
+            <w:pPr>
+              <w:spacing w:before="20" w:after="20" w:line="240" w:lineRule="auto"/>
+            </w:pPr>
+            <w:r>
+              <w:rPr>
+                <w:sz w:val="18"/>
+                <w:szCs w:val="18"/>
+              </w:rPr>
+              <w:t xml:space="preserve">Raúl</w:t>
+            </w:r>
+          </w:p>
+        </w:tc>
+        <w:tc>
+          <w:tcPr>
+            <w:tcW w:w="6346" w:type="dxa"/>
+          </w:tcPr>
+          <w:p>
+            <w:pPr>
+              <w:spacing w:before="20" w:after="20" w:line="240" w:lineRule="auto"/>
+            </w:pPr>
+            <w:r>
+              <w:rPr>
+                <w:sz w:val="18"/>
+                <w:szCs w:val="18"/>
+              </w:rPr>
+              <w:t xml:space="preserve">Corrección de los documentos de la fase 1 y carpeta FASE_1.</w:t>
+            </w:r>
+          </w:p>
+        </w:tc>
+      </w:tr>
+      <w:tr>
+        <w:trPr>
+          <w:cantSplit/>
+        </w:trPr>
+        <w:tc>
+          <w:tcPr>
+            <w:tcW w:w="1250" w:type="dxa"/>
+          </w:tcPr>
+          <w:p>
+            <w:pPr>
+              <w:spacing w:before="20" w:after="20" w:line="240" w:lineRule="auto"/>
+            </w:pPr>
+            <w:r>
+              <w:rPr>
+                <w:sz w:val="18"/>
+                <w:szCs w:val="18"/>
+              </w:rPr>
+              <w:t xml:space="preserve">28-09-2026</w:t>
+            </w:r>
+          </w:p>
+        </w:tc>
+        <w:tc>
+          <w:tcPr>
+            <w:tcW w:w="1000" w:type="dxa"/>
+          </w:tcPr>
+          <w:p>
+            <w:pPr>
+              <w:spacing w:before="20" w:after="20" w:line="240" w:lineRule="auto"/>
+            </w:pPr>
+            <w:r>
+              <w:rPr>
+                <w:sz w:val="18"/>
+                <w:szCs w:val="18"/>
+              </w:rPr>
+              <w:t xml:space="preserve">d1d8ea0</w:t>
+            </w:r>
+          </w:p>
+        </w:tc>
+        <w:tc>
+          <w:tcPr>
+            <w:tcW w:w="1150" w:type="dxa"/>
+          </w:tcPr>
+          <w:p>
+            <w:pPr>
+              <w:spacing w:before="20" w:after="20" w:line="240" w:lineRule="auto"/>
+            </w:pPr>
+            <w:r>
+              <w:rPr>
+                <w:sz w:val="18"/>
+                <w:szCs w:val="18"/>
+              </w:rPr>
+              <w:t xml:space="preserve">Raúl</w:t>
+            </w:r>
+          </w:p>
+        </w:tc>
+        <w:tc>
+          <w:tcPr>
+            <w:tcW w:w="6346" w:type="dxa"/>
+          </w:tcPr>
+          <w:p>
+            <w:pPr>
+              <w:spacing w:before="20" w:after="20" w:line="240" w:lineRule="auto"/>
+            </w:pPr>
+            <w:r>
+              <w:rPr>
+                <w:sz w:val="18"/>
+                <w:szCs w:val="18"/>
+              </w:rPr>
+              <w:t xml:space="preserve">Primera carga del backend: esquema Prisma y scripts de la base de datos.</w:t>
+            </w:r>
+          </w:p>
+        </w:tc>
+      </w:tr>
+      <w:tr>
+        <w:trPr>
+          <w:cantSplit/>
+        </w:trPr>
+        <w:tc>
+          <w:tcPr>
+            <w:tcW w:w="1250" w:type="dxa"/>
+          </w:tcPr>
+          <w:p>
+            <w:pPr>
+              <w:spacing w:before="20" w:after="20" w:line="240" w:lineRule="auto"/>
+            </w:pPr>
+            <w:r>
+              <w:rPr>
+                <w:sz w:val="18"/>
+                <w:szCs w:val="18"/>
+              </w:rPr>
+              <w:t xml:space="preserve">01-10-2026</w:t>
+            </w:r>
+          </w:p>
+        </w:tc>
+        <w:tc>
+          <w:tcPr>
+            <w:tcW w:w="1000" w:type="dxa"/>
+          </w:tcPr>
+          <w:p>
+            <w:pPr>
+              <w:spacing w:before="20" w:after="20" w:line="240" w:lineRule="auto"/>
+            </w:pPr>
+            <w:r>
+              <w:rPr>
+                <w:sz w:val="18"/>
+                <w:szCs w:val="18"/>
+              </w:rPr>
+              <w:t xml:space="preserve">992df3d</w:t>
+            </w:r>
+          </w:p>
+        </w:tc>
+        <w:tc>
+          <w:tcPr>
+            <w:tcW w:w="1150" w:type="dxa"/>
+          </w:tcPr>
+          <w:p>
+            <w:pPr>
+              <w:spacing w:before="20" w:after="20" w:line="240" w:lineRule="auto"/>
+            </w:pPr>
+            <w:r>
+              <w:rPr>
+                <w:sz w:val="18"/>
+                <w:szCs w:val="18"/>
+              </w:rPr>
+              <w:t xml:space="preserve">Raúl</w:t>
+            </w:r>
+          </w:p>
+        </w:tc>
+        <w:tc>
+          <w:tcPr>
+            <w:tcW w:w="6346" w:type="dxa"/>
+          </w:tcPr>
+          <w:p>
+            <w:pPr>
+              <w:spacing w:before="20" w:after="20" w:line="240" w:lineRule="auto"/>
+            </w:pPr>
+            <w:r>
+              <w:rPr>
+                <w:sz w:val="18"/>
+                <w:szCs w:val="18"/>
+              </w:rPr>
+              <w:t xml:space="preserve">Backend por módulos (autenticación, clientes, tarifas, órdenes, bultos, manifiestos, pagos y peoneta) y pantallas del operador.</w:t>
+            </w:r>
+          </w:p>
+        </w:tc>
+      </w:tr>
+      <w:tr>
+        <w:trPr>
+          <w:cantSplit/>
+        </w:trPr>
+        <w:tc>
+          <w:tcPr>
+            <w:tcW w:w="1250" w:type="dxa"/>
+          </w:tcPr>
+          <w:p>
+            <w:pPr>
+              <w:spacing w:before="20" w:after="20" w:line="240" w:lineRule="auto"/>
+            </w:pPr>
+            <w:r>
+              <w:rPr>
+                <w:sz w:val="18"/>
+                <w:szCs w:val="18"/>
+              </w:rPr>
+              <w:t xml:space="preserve">05-10-2026</w:t>
+            </w:r>
+          </w:p>
+        </w:tc>
+        <w:tc>
+          <w:tcPr>
+            <w:tcW w:w="1000" w:type="dxa"/>
+          </w:tcPr>
+          <w:p>
+            <w:pPr>
+              <w:spacing w:before="20" w:after="20" w:line="240" w:lineRule="auto"/>
+            </w:pPr>
+            <w:r>
+              <w:rPr>
+                <w:sz w:val="18"/>
+                <w:szCs w:val="18"/>
+              </w:rPr>
+              <w:t xml:space="preserve">5eaa9bb</w:t>
+            </w:r>
+          </w:p>
+        </w:tc>
+        <w:tc>
+          <w:tcPr>
+            <w:tcW w:w="1150" w:type="dxa"/>
+          </w:tcPr>
+          <w:p>
+            <w:pPr>
+              <w:spacing w:before="20" w:after="20" w:line="240" w:lineRule="auto"/>
+            </w:pPr>
+            <w:r>
+              <w:rPr>
+                <w:sz w:val="18"/>
+                <w:szCs w:val="18"/>
+              </w:rPr>
+              <w:t xml:space="preserve">Benjamín</w:t>
+            </w:r>
+          </w:p>
+        </w:tc>
+        <w:tc>
+          <w:tcPr>
+            <w:tcW w:w="6346" w:type="dxa"/>
+          </w:tcPr>
+          <w:p>
+            <w:pPr>
+              <w:spacing w:before="20" w:after="20" w:line="240" w:lineRule="auto"/>
+            </w:pPr>
+            <w:r>
+              <w:rPr>
+                <w:sz w:val="18"/>
+                <w:szCs w:val="18"/>
+              </w:rPr>
+              <w:t xml:space="preserve">Rediseño del frontend en React: sitio público, vistas del sistema unificadas y conexión con el backend.</w:t>
+            </w:r>
+          </w:p>
+        </w:tc>
+      </w:tr>
+      <w:tr>
+        <w:trPr>
+          <w:cantSplit/>
+        </w:trPr>
+        <w:tc>
+          <w:tcPr>
+            <w:tcW w:w="1250" w:type="dxa"/>
+          </w:tcPr>
+          <w:p>
+            <w:pPr>
+              <w:spacing w:before="20" w:after="20" w:line="240" w:lineRule="auto"/>
+            </w:pPr>
+            <w:r>
+              <w:rPr>
+                <w:sz w:val="18"/>
+                <w:szCs w:val="18"/>
+              </w:rPr>
+              <w:t xml:space="preserve">13-10-2026</w:t>
+            </w:r>
+          </w:p>
+        </w:tc>
+        <w:tc>
+          <w:tcPr>
+            <w:tcW w:w="1000" w:type="dxa"/>
+          </w:tcPr>
+          <w:p>
+            <w:pPr>
+              <w:spacing w:before="20" w:after="20" w:line="240" w:lineRule="auto"/>
+            </w:pPr>
+            <w:r>
+              <w:rPr>
+                <w:sz w:val="18"/>
+                <w:szCs w:val="18"/>
+              </w:rPr>
+              <w:t xml:space="preserve">e914e39</w:t>
+            </w:r>
+          </w:p>
+        </w:tc>
+        <w:tc>
+          <w:tcPr>
+            <w:tcW w:w="1150" w:type="dxa"/>
+          </w:tcPr>
+          <w:p>
+            <w:pPr>
+              <w:spacing w:before="20" w:after="20" w:line="240" w:lineRule="auto"/>
+            </w:pPr>
+            <w:r>
+              <w:rPr>
+                <w:sz w:val="18"/>
+                <w:szCs w:val="18"/>
+              </w:rPr>
+              <w:t xml:space="preserve">Benjamín</w:t>
+            </w:r>
+          </w:p>
+        </w:tc>
+        <w:tc>
+          <w:tcPr>
+            <w:tcW w:w="6346" w:type="dxa"/>
+          </w:tcPr>
+          <w:p>
+            <w:pPr>
+              <w:spacing w:before="20" w:after="20" w:line="240" w:lineRule="auto"/>
+            </w:pPr>
+            <w:r>
+              <w:rPr>
+                <w:sz w:val="18"/>
+                <w:szCs w:val="18"/>
+              </w:rPr>
+              <w:t xml:space="preserve">Ajustes a las páginas y estilos de las vistas del sistema.</w:t>
+            </w:r>
+          </w:p>
+        </w:tc>
+      </w:tr>
+      <w:tr>
+        <w:trPr>
+          <w:cantSplit/>
+        </w:trPr>
+        <w:tc>
+          <w:tcPr>
+            <w:tcW w:w="1250" w:type="dxa"/>
+          </w:tcPr>
+          <w:p>
+            <w:pPr>
+              <w:spacing w:before="20" w:after="20" w:line="240" w:lineRule="auto"/>
+            </w:pPr>
+            <w:r>
+              <w:rPr>
+                <w:sz w:val="18"/>
+                <w:szCs w:val="18"/>
+              </w:rPr>
+              <w:t xml:space="preserve">14-10-2026</w:t>
+            </w:r>
+          </w:p>
+        </w:tc>
+        <w:tc>
+          <w:tcPr>
+            <w:tcW w:w="1000" w:type="dxa"/>
+          </w:tcPr>
+          <w:p>
+            <w:pPr>
+              <w:spacing w:before="20" w:after="20" w:line="240" w:lineRule="auto"/>
+            </w:pPr>
+            <w:r>
+              <w:rPr>
+                <w:sz w:val="18"/>
+                <w:szCs w:val="18"/>
+              </w:rPr>
+              <w:t xml:space="preserve">6ecb1bd</w:t>
+            </w:r>
+          </w:p>
+        </w:tc>
+        <w:tc>
+          <w:tcPr>
+            <w:tcW w:w="1150" w:type="dxa"/>
+          </w:tcPr>
+          <w:p>
+            <w:pPr>
+              <w:spacing w:before="20" w:after="20" w:line="240" w:lineRule="auto"/>
+            </w:pPr>
+            <w:r>
+              <w:rPr>
+                <w:sz w:val="18"/>
+                <w:szCs w:val="18"/>
+              </w:rPr>
+              <w:t xml:space="preserve">Benjamín</w:t>
+            </w:r>
+          </w:p>
+        </w:tc>
+        <w:tc>
+          <w:tcPr>
+            <w:tcW w:w="6346" w:type="dxa"/>
+          </w:tcPr>
+          <w:p>
+            <w:pPr>
+              <w:spacing w:before="20" w:after="20" w:line="240" w:lineRule="auto"/>
+            </w:pPr>
+            <w:r>
+              <w:rPr>
+                <w:sz w:val="18"/>
+                <w:szCs w:val="18"/>
+              </w:rPr>
+              <w:t xml:space="preserve">Rutas de las vistas de cliente y de cliente con cuenta corriente.</w:t>
+            </w:r>
+          </w:p>
+        </w:tc>
+      </w:tr>
+      <w:tr>
+        <w:trPr>
+          <w:cantSplit/>
+        </w:trPr>
+        <w:tc>
+          <w:tcPr>
+            <w:tcW w:w="1250" w:type="dxa"/>
+          </w:tcPr>
+          <w:p>
+            <w:pPr>
+              <w:spacing w:before="20" w:after="20" w:line="240" w:lineRule="auto"/>
+            </w:pPr>
+            <w:r>
+              <w:rPr>
+                <w:sz w:val="18"/>
+                <w:szCs w:val="18"/>
+              </w:rPr>
+              <w:t xml:space="preserve">16-10-2026</w:t>
+            </w:r>
+          </w:p>
+        </w:tc>
+        <w:tc>
+          <w:tcPr>
+            <w:tcW w:w="1000" w:type="dxa"/>
+          </w:tcPr>
+          <w:p>
+            <w:pPr>
+              <w:spacing w:before="20" w:after="20" w:line="240" w:lineRule="auto"/>
+            </w:pPr>
+            <w:r>
+              <w:rPr>
+                <w:sz w:val="18"/>
+                <w:szCs w:val="18"/>
+              </w:rPr>
+              <w:t xml:space="preserve">323254e</w:t>
+            </w:r>
+          </w:p>
+        </w:tc>
+        <w:tc>
+          <w:tcPr>
+            <w:tcW w:w="1150" w:type="dxa"/>
+          </w:tcPr>
+          <w:p>
+            <w:pPr>
+              <w:spacing w:before="20" w:after="20" w:line="240" w:lineRule="auto"/>
+            </w:pPr>
+            <w:r>
+              <w:rPr>
+                <w:sz w:val="18"/>
+                <w:szCs w:val="18"/>
+              </w:rPr>
+              <w:t xml:space="preserve">Benjamín</w:t>
+            </w:r>
+          </w:p>
+        </w:tc>
+        <w:tc>
+          <w:tcPr>
+            <w:tcW w:w="6346" w:type="dxa"/>
+          </w:tcPr>
+          <w:p>
+            <w:pPr>
+              <w:spacing w:before="20" w:after="20" w:line="240" w:lineRule="auto"/>
+            </w:pPr>
+            <w:r>
+              <w:rPr>
+                <w:sz w:val="18"/>
+                <w:szCs w:val="18"/>
+              </w:rPr>
+              <w:t xml:space="preserve">Portal del cliente con datos reales: módulo portalCliente del backend, pago Webpay del cliente, vistas de cuenta corriente y colección Postman.</w:t>
+            </w:r>
+          </w:p>
+        </w:tc>
+      </w:tr>
+      <w:tr>
+        <w:trPr>
+          <w:cantSplit/>
+        </w:trPr>
+        <w:tc>
+          <w:tcPr>
+            <w:tcW w:w="1250" w:type="dxa"/>
+          </w:tcPr>
+          <w:p>
+            <w:pPr>
+              <w:spacing w:before="20" w:after="20" w:line="240" w:lineRule="auto"/>
+            </w:pPr>
+            <w:r>
+              <w:rPr>
+                <w:sz w:val="18"/>
+                <w:szCs w:val="18"/>
+              </w:rPr>
+              <w:t xml:space="preserve">17-10-2026</w:t>
+            </w:r>
+          </w:p>
+        </w:tc>
+        <w:tc>
+          <w:tcPr>
+            <w:tcW w:w="1000" w:type="dxa"/>
+          </w:tcPr>
+          <w:p>
+            <w:pPr>
+              <w:spacing w:before="20" w:after="20" w:line="240" w:lineRule="auto"/>
+            </w:pPr>
+            <w:r>
+              <w:rPr>
+                <w:sz w:val="18"/>
+                <w:szCs w:val="18"/>
+              </w:rPr>
+              <w:t xml:space="preserve">bbc2c8e</w:t>
+            </w:r>
+          </w:p>
+        </w:tc>
+        <w:tc>
+          <w:tcPr>
+            <w:tcW w:w="1150" w:type="dxa"/>
+          </w:tcPr>
+          <w:p>
+            <w:pPr>
+              <w:spacing w:before="20" w:after="20" w:line="240" w:lineRule="auto"/>
+            </w:pPr>
+            <w:r>
+              <w:rPr>
+                <w:sz w:val="18"/>
+                <w:szCs w:val="18"/>
+              </w:rPr>
+              <w:t xml:space="preserve">Raúl</w:t>
+            </w:r>
+          </w:p>
+        </w:tc>
+        <w:tc>
+          <w:tcPr>
+            <w:tcW w:w="6346" w:type="dxa"/>
+          </w:tcPr>
+          <w:p>
+            <w:pPr>
+              <w:spacing w:before="20" w:after="20" w:line="240" w:lineRule="auto"/>
+            </w:pPr>
+            <w:r>
+              <w:rPr>
+                <w:sz w:val="18"/>
+                <w:szCs w:val="18"/>
+              </w:rPr>
+              <w:t xml:space="preserve">Paneles de administrador y peoneta, reorganización del backend por módulos y módulos de alertas y reportes.</w:t>
+            </w:r>
+          </w:p>
+        </w:tc>
+      </w:tr>
+      <w:tr>
+        <w:trPr>
+          <w:cantSplit/>
+        </w:trPr>
+        <w:tc>
+          <w:tcPr>
+            <w:tcW w:w="1250" w:type="dxa"/>
+          </w:tcPr>
+          <w:p>
+            <w:pPr>
+              <w:spacing w:before="20" w:after="20" w:line="240" w:lineRule="auto"/>
+            </w:pPr>
+            <w:r>
+              <w:rPr>
+                <w:sz w:val="18"/>
+                <w:szCs w:val="18"/>
+              </w:rPr>
+              <w:t xml:space="preserve">17-10-2026</w:t>
+            </w:r>
+          </w:p>
+        </w:tc>
+        <w:tc>
+          <w:tcPr>
+            <w:tcW w:w="1000" w:type="dxa"/>
+          </w:tcPr>
+          <w:p>
+            <w:pPr>
+              <w:spacing w:before="20" w:after="20" w:line="240" w:lineRule="auto"/>
+            </w:pPr>
+            <w:r>
+              <w:rPr>
+                <w:sz w:val="18"/>
+                <w:szCs w:val="18"/>
+              </w:rPr>
+              <w:t xml:space="preserve">3252151</w:t>
+            </w:r>
+          </w:p>
+        </w:tc>
+        <w:tc>
+          <w:tcPr>
+            <w:tcW w:w="1150" w:type="dxa"/>
+          </w:tcPr>
+          <w:p>
+            <w:pPr>
+              <w:spacing w:before="20" w:after="20" w:line="240" w:lineRule="auto"/>
+            </w:pPr>
+            <w:r>
+              <w:rPr>
+                <w:sz w:val="18"/>
+                <w:szCs w:val="18"/>
+              </w:rPr>
+              <w:t xml:space="preserve">Raúl</w:t>
+            </w:r>
+          </w:p>
+        </w:tc>
+        <w:tc>
+          <w:tcPr>
+            <w:tcW w:w="6346" w:type="dxa"/>
+          </w:tcPr>
+          <w:p>
+            <w:pPr>
+              <w:spacing w:before="20" w:after="20" w:line="240" w:lineRule="auto"/>
+            </w:pPr>
+            <w:r>
+              <w:rPr>
+                <w:sz w:val="18"/>
+                <w:szCs w:val="18"/>
+              </w:rPr>
+              <w:t xml:space="preserve">Sincronización del esquema Prisma (tabla tipo_recargo).</w:t>
+            </w:r>
+          </w:p>
+        </w:tc>
+      </w:tr>
+      <w:tr>
+        <w:trPr>
+          <w:cantSplit/>
+        </w:trPr>
+        <w:tc>
+          <w:tcPr>
+            <w:tcW w:w="1250" w:type="dxa"/>
+          </w:tcPr>
+          <w:p>
+            <w:pPr>
+              <w:spacing w:before="20" w:after="20" w:line="240" w:lineRule="auto"/>
+            </w:pPr>
+            <w:r>
+              <w:rPr>
+                <w:sz w:val="18"/>
+                <w:szCs w:val="18"/>
+              </w:rPr>
+              <w:t xml:space="preserve">17-10-2026</w:t>
+            </w:r>
+          </w:p>
+        </w:tc>
+        <w:tc>
+          <w:tcPr>
+            <w:tcW w:w="1000" w:type="dxa"/>
+          </w:tcPr>
+          <w:p>
+            <w:pPr>
+              <w:spacing w:before="20" w:after="20" w:line="240" w:lineRule="auto"/>
+            </w:pPr>
+            <w:r>
+              <w:rPr>
+                <w:sz w:val="18"/>
+                <w:szCs w:val="18"/>
+              </w:rPr>
+              <w:t xml:space="preserve">6043c26</w:t>
+            </w:r>
+          </w:p>
+        </w:tc>
+        <w:tc>
+          <w:tcPr>
+            <w:tcW w:w="1150" w:type="dxa"/>
+          </w:tcPr>
+          <w:p>
+            <w:pPr>
+              <w:spacing w:before="20" w:after="20" w:line="240" w:lineRule="auto"/>
+            </w:pPr>
+            <w:r>
+              <w:rPr>
+                <w:sz w:val="18"/>
+                <w:szCs w:val="18"/>
+              </w:rPr>
+              <w:t xml:space="preserve">Raúl</w:t>
+            </w:r>
+          </w:p>
+        </w:tc>
+        <w:tc>
+          <w:tcPr>
+            <w:tcW w:w="6346" w:type="dxa"/>
+          </w:tcPr>
+          <w:p>
+            <w:pPr>
+              <w:spacing w:before="20" w:after="20" w:line="240" w:lineRule="auto"/>
+            </w:pPr>
+            <w:r>
+              <w:rPr>
+                <w:sz w:val="18"/>
+                <w:szCs w:val="18"/>
+              </w:rPr>
+              <w:t xml:space="preserve">Pagos, manifiestos de reparto y traspaso, clientes, seguimiento público e informes técnicos.</w:t>
+            </w:r>
+          </w:p>
+        </w:tc>
+      </w:tr>
+      <w:tr>
+        <w:trPr>
+          <w:cantSplit/>
+        </w:trPr>
+        <w:tc>
+          <w:tcPr>
+            <w:tcW w:w="1250" w:type="dxa"/>
+          </w:tcPr>
+          <w:p>
+            <w:pPr>
+              <w:spacing w:before="20" w:after="20" w:line="240" w:lineRule="auto"/>
+            </w:pPr>
+            <w:r>
+              <w:rPr>
+                <w:sz w:val="18"/>
+                <w:szCs w:val="18"/>
+              </w:rPr>
+              <w:t xml:space="preserve">18-10-2026</w:t>
+            </w:r>
+          </w:p>
+        </w:tc>
+        <w:tc>
+          <w:tcPr>
+            <w:tcW w:w="1000" w:type="dxa"/>
+          </w:tcPr>
+          <w:p>
+            <w:pPr>
+              <w:spacing w:before="20" w:after="20" w:line="240" w:lineRule="auto"/>
+            </w:pPr>
+            <w:r>
+              <w:rPr>
+                <w:sz w:val="18"/>
+                <w:szCs w:val="18"/>
+              </w:rPr>
+              <w:t xml:space="preserve">cc4a40b</w:t>
+            </w:r>
+          </w:p>
+        </w:tc>
+        <w:tc>
+          <w:tcPr>
+            <w:tcW w:w="1150" w:type="dxa"/>
+          </w:tcPr>
+          <w:p>
+            <w:pPr>
+              <w:spacing w:before="20" w:after="20" w:line="240" w:lineRule="auto"/>
+            </w:pPr>
+            <w:r>
+              <w:rPr>
+                <w:sz w:val="18"/>
+                <w:szCs w:val="18"/>
+              </w:rPr>
+              <w:t xml:space="preserve">Benjamín</w:t>
+            </w:r>
+          </w:p>
+        </w:tc>
+        <w:tc>
+          <w:tcPr>
+            <w:tcW w:w="6346" w:type="dxa"/>
+          </w:tcPr>
+          <w:p>
+            <w:pPr>
+              <w:spacing w:before="20" w:after="20" w:line="240" w:lineRule="auto"/>
+            </w:pPr>
+            <w:r>
+              <w:rPr>
+                <w:sz w:val="18"/>
+                <w:szCs w:val="18"/>
+              </w:rPr>
+              <w:t xml:space="preserve">Pruebas de la API en la colección Postman y guía 2.4.</w:t>
+            </w:r>
+          </w:p>
+        </w:tc>
+      </w:tr>
+      <w:tr>
+        <w:trPr>
+          <w:cantSplit/>
+        </w:trPr>
+        <w:tc>
+          <w:tcPr>
+            <w:tcW w:w="1250" w:type="dxa"/>
+          </w:tcPr>
+          <w:p>
+            <w:pPr>
+              <w:spacing w:before="20" w:after="20" w:line="240" w:lineRule="auto"/>
+            </w:pPr>
+            <w:r>
+              <w:rPr>
+                <w:sz w:val="18"/>
+                <w:szCs w:val="18"/>
+              </w:rPr>
+              <w:t xml:space="preserve">18-10-2026</w:t>
+            </w:r>
+          </w:p>
+        </w:tc>
+        <w:tc>
+          <w:tcPr>
+            <w:tcW w:w="1000" w:type="dxa"/>
+          </w:tcPr>
+          <w:p>
+            <w:pPr>
+              <w:spacing w:before="20" w:after="20" w:line="240" w:lineRule="auto"/>
+            </w:pPr>
+            <w:r>
+              <w:rPr>
+                <w:sz w:val="18"/>
+                <w:szCs w:val="18"/>
+              </w:rPr>
+              <w:t xml:space="preserve">284fe35</w:t>
+            </w:r>
+          </w:p>
+        </w:tc>
+        <w:tc>
+          <w:tcPr>
+            <w:tcW w:w="1150" w:type="dxa"/>
+          </w:tcPr>
+          <w:p>
+            <w:pPr>
+              <w:spacing w:before="20" w:after="20" w:line="240" w:lineRule="auto"/>
+            </w:pPr>
+            <w:r>
+              <w:rPr>
+                <w:sz w:val="18"/>
+                <w:szCs w:val="18"/>
+              </w:rPr>
+              <w:t xml:space="preserve">Raúl</w:t>
+            </w:r>
+          </w:p>
+        </w:tc>
+        <w:tc>
+          <w:tcPr>
+            <w:tcW w:w="6346" w:type="dxa"/>
+          </w:tcPr>
+          <w:p>
+            <w:pPr>
+              <w:spacing w:before="20" w:after="20" w:line="240" w:lineRule="auto"/>
+            </w:pPr>
+            <w:r>
+              <w:rPr>
+                <w:sz w:val="18"/>
+                <w:szCs w:val="18"/>
+              </w:rPr>
+              <w:t xml:space="preserve">Diario de reflexión individual de la fase 2.</w:t>
+            </w:r>
+          </w:p>
+        </w:tc>
+      </w:tr>
+      <w:tr>
+        <w:trPr>
+          <w:cantSplit/>
+        </w:trPr>
+        <w:tc>
+          <w:tcPr>
+            <w:tcW w:w="1250" w:type="dxa"/>
+          </w:tcPr>
+          <w:p>
+            <w:pPr>
+              <w:spacing w:before="20" w:after="20" w:line="240" w:lineRule="auto"/>
+            </w:pPr>
+            <w:r>
+              <w:rPr>
+                <w:sz w:val="18"/>
+                <w:szCs w:val="18"/>
+              </w:rPr>
+              <w:t xml:space="preserve">19-10-2026</w:t>
+            </w:r>
+          </w:p>
+        </w:tc>
+        <w:tc>
+          <w:tcPr>
+            <w:tcW w:w="1000" w:type="dxa"/>
+          </w:tcPr>
+          <w:p>
+            <w:pPr>
+              <w:spacing w:before="20" w:after="20" w:line="240" w:lineRule="auto"/>
+            </w:pPr>
+            <w:r>
+              <w:rPr>
+                <w:sz w:val="18"/>
+                <w:szCs w:val="18"/>
+              </w:rPr>
+              <w:t xml:space="preserve">79d363f</w:t>
+            </w:r>
+          </w:p>
+        </w:tc>
+        <w:tc>
+          <w:tcPr>
+            <w:tcW w:w="1150" w:type="dxa"/>
+          </w:tcPr>
+          <w:p>
+            <w:pPr>
+              <w:spacing w:before="20" w:after="20" w:line="240" w:lineRule="auto"/>
+            </w:pPr>
+            <w:r>
+              <w:rPr>
+                <w:sz w:val="18"/>
+                <w:szCs w:val="18"/>
+              </w:rPr>
+              <w:t xml:space="preserve">Benjamín</w:t>
+            </w:r>
+          </w:p>
+        </w:tc>
+        <w:tc>
+          <w:tcPr>
+            <w:tcW w:w="6346" w:type="dxa"/>
+          </w:tcPr>
+          <w:p>
+            <w:pPr>
+              <w:spacing w:before="20" w:after="20" w:line="240" w:lineRule="auto"/>
+            </w:pPr>
+            <w:r>
+              <w:rPr>
+                <w:sz w:val="18"/>
+                <w:szCs w:val="18"/>
+              </w:rPr>
+              <w:t xml:space="preserve">Colección Postman ejecutable por carpetas (Runner), usuarios de prueba por rol y mensajes de las reglas de bultos que vienen de los triggers.</w:t>
+            </w:r>
+          </w:p>
+        </w:tc>
+      </w:tr>
+      <w:tr>
+        <w:trPr>
+          <w:cantSplit/>
+        </w:trPr>
+        <w:tc>
+          <w:tcPr>
+            <w:tcW w:w="1250" w:type="dxa"/>
+          </w:tcPr>
+          <w:p>
+            <w:pPr>
+              <w:spacing w:before="20" w:after="20" w:line="240" w:lineRule="auto"/>
+            </w:pPr>
+            <w:r>
+              <w:rPr>
+                <w:sz w:val="18"/>
+                <w:szCs w:val="18"/>
+              </w:rPr>
+              <w:t xml:space="preserve">19-10-2026</w:t>
+            </w:r>
+          </w:p>
+        </w:tc>
+        <w:tc>
+          <w:tcPr>
+            <w:tcW w:w="1000" w:type="dxa"/>
+          </w:tcPr>
+          <w:p>
+            <w:pPr>
+              <w:spacing w:before="20" w:after="20" w:line="240" w:lineRule="auto"/>
+            </w:pPr>
+            <w:r>
+              <w:rPr>
+                <w:sz w:val="18"/>
+                <w:szCs w:val="18"/>
+              </w:rPr>
+              <w:t xml:space="preserve">9d89759</w:t>
+            </w:r>
+          </w:p>
+        </w:tc>
+        <w:tc>
+          <w:tcPr>
+            <w:tcW w:w="1150" w:type="dxa"/>
+          </w:tcPr>
+          <w:p>
+            <w:pPr>
+              <w:spacing w:before="20" w:after="20" w:line="240" w:lineRule="auto"/>
+            </w:pPr>
+            <w:r>
+              <w:rPr>
+                <w:sz w:val="18"/>
+                <w:szCs w:val="18"/>
+              </w:rPr>
+              <w:t xml:space="preserve">Benjamín</w:t>
+            </w:r>
+          </w:p>
+        </w:tc>
+        <w:tc>
+          <w:tcPr>
+            <w:tcW w:w="6346" w:type="dxa"/>
+          </w:tcPr>
+          <w:p>
+            <w:pPr>
+              <w:spacing w:before="20" w:after="20" w:line="240" w:lineRule="auto"/>
+            </w:pPr>
+            <w:r>
+              <w:rPr>
+                <w:sz w:val="18"/>
+                <w:szCs w:val="18"/>
+              </w:rPr>
+              <w:t xml:space="preserve">Documentos grupales de la fase 2: informe de avance, informe final, carta Gantt y guía 2.4.</w:t>
+            </w:r>
+          </w:p>
+        </w:tc>
+      </w:tr>
+      <w:tr>
+        <w:trPr>
+          <w:cantSplit/>
+        </w:trPr>
+        <w:tc>
+          <w:tcPr>
+            <w:tcW w:w="1250" w:type="dxa"/>
+          </w:tcPr>
+          <w:p>
+            <w:pPr>
+              <w:spacing w:before="20" w:after="20" w:line="240" w:lineRule="auto"/>
+            </w:pPr>
+            <w:r>
+              <w:rPr>
+                <w:sz w:val="18"/>
+                <w:szCs w:val="18"/>
+              </w:rPr>
+              <w:t xml:space="preserve">19-10-2026</w:t>
+            </w:r>
+          </w:p>
+        </w:tc>
+        <w:tc>
+          <w:tcPr>
+            <w:tcW w:w="1000" w:type="dxa"/>
+          </w:tcPr>
+          <w:p>
+            <w:pPr>
+              <w:spacing w:before="20" w:after="20" w:line="240" w:lineRule="auto"/>
+            </w:pPr>
+            <w:r>
+              <w:rPr>
+                <w:sz w:val="18"/>
+                <w:szCs w:val="18"/>
+              </w:rPr>
+              <w:t xml:space="preserve">d65212a</w:t>
+            </w:r>
+          </w:p>
+        </w:tc>
+        <w:tc>
+          <w:tcPr>
+            <w:tcW w:w="1150" w:type="dxa"/>
+          </w:tcPr>
+          <w:p>
+            <w:pPr>
+              <w:spacing w:before="20" w:after="20" w:line="240" w:lineRule="auto"/>
+            </w:pPr>
+            <w:r>
+              <w:rPr>
+                <w:sz w:val="18"/>
+                <w:szCs w:val="18"/>
+              </w:rPr>
+              <w:t xml:space="preserve">Benjamín</w:t>
+            </w:r>
+          </w:p>
+        </w:tc>
+        <w:tc>
+          <w:tcPr>
+            <w:tcW w:w="6346" w:type="dxa"/>
+          </w:tcPr>
+          <w:p>
+            <w:pPr>
+              <w:spacing w:before="20" w:after="20" w:line="240" w:lineRule="auto"/>
+            </w:pPr>
+            <w:r>
+              <w:rPr>
+                <w:sz w:val="18"/>
+                <w:szCs w:val="18"/>
+              </w:rPr>
+              <w:t xml:space="preserve">Diario de reflexión individual de la fase 2.</w:t>
+            </w:r>
+          </w:p>
+        </w:tc>
+      </w:tr>
+    </w:tbl>
+    <w:p>
+      <w:pPr>
+        <w:spacing w:before="80"/>
+      </w:pPr>
+      <w:r>
+        <w:rPr>
+          <w:i/>
+          <w:sz w:val="18"/>
+          <w:szCs w:val="18"/>
+        </w:rPr>
+        <w:t xml:space="preserve">Nota. </w:t>
+      </w:r>
+      <w:r>
+        <w:rPr>
+          <w:sz w:val="18"/>
+          <w:szCs w:val="18"/>
+        </w:rPr>
+        <w:t xml:space="preserve">Elaboración propia a partir del historial de Git del repositorio (Roa y Sandoval, 2026).</w:t>
+      </w:r>
+    </w:p>
+    <w:p>
+      <w:r>
+        <w:t xml:space="preserve">En resumen, Raúl concentró el modelo de datos, la mayor parte de los módulos del backend y las pantallas internas de operador, administrador y peoneta. Benjamín concentró el frontend público y del cliente, el módulo portalCliente del backend y las pruebas de la API con Postman. Los documentos de cada fase se repartieron entre ambos.</w:t>
       </w:r>
     </w:p>
     <w:p>
@@ -525,7 +1966,7 @@
         <w:pStyle w:val="Ttulo1"/>
       </w:pPr>
       <w:r>
-        <w:t>Conclusiones individuales</w:t>
+        <w:t xml:space="preserve">9. Conclusiones individuales</w:t>
       </w:r>
     </w:p>
     <w:p>
@@ -546,10 +1987,7 @@
     </w:p>
     <w:p>
       <w:r>
-        <w:t>This project taught me to build a logistics system around a real operating rule instead of around a screen. Marexpress needed orders, warehouse control, manifests and payments to follow the same sequence that the office already uses. I worked mainly on the data model, the transport-order flow, warehouse and manifest operations, Webpay in the test environment, and the later payment reconciliation: the driver declares a method, the office confirms it order by order, and current-account debt stays on the month</w:t>
-      </w:r>
-      <w:r>
-        <w:t>ly spreadsheet. The main lesson is that a payment must not be marked as collected before the cash, the card machine or the transfer folder has been reviewed. I also learned to keep historical data untouched when a new rule would distort old balances. My conclusion is that the system now supports the daily operation, while formal certification tests and a predictive model are still open work and should not be presented as finished.</w:t>
+        <w:t>This project taught me to build a logistics system around a real operating rule instead of around a screen. Marexpress needed orders, warehouse control, manifests and payments to follow the same sequence that the office already uses. I worked mainly on the data model, the transport-order flow, warehouse and manifest operations, Webpay in the test environment, and the later payment reconciliation: the driver declares a method, the office confirms it order by order, and current-account debt stays on the monthly spreadsheet. The main lesson is that a payment must not be marked as collected before the cash, the card machine or the transfer folder has been reviewed. I also learned to keep historical data untouched when a new rule would distort old balances. My conclusion is that the system now supports the daily operation, while formal certification tests and a predictive model are still open work and should not be presented as finished.</w:t>
       </w:r>
     </w:p>
     <w:p>
@@ -562,10 +2000,7 @@
     </w:p>
     <w:p>
       <w:r>
-        <w:t>My work focused on the client-facing side of Marexpress and on making the internal screens usable. I contributed to the client portal, the current-account client view, the visual redesign of the frontend and the connection of those views with the backend, including the Postman collection used to exercise the API. Seeing a real transport company forced me to separate what a client may see from what an operator or an administrator may change. A client can follow an order and, when the account is enabled, revi</w:t>
-      </w:r>
-      <w:r>
-        <w:t>ew current-account movements. The client must not close a manifest or collect freight at the counter. This project confirmed my interest in interface design and in translating an operational process into clear screens. It also showed me that a pleasant screen is not enough if the status names and the payment rules do not match the way the warehouse actually works.</w:t>
+        <w:t>My work focused on the client-facing side of Marexpress and on making the internal screens usable. I contributed to the client portal, the current-account client view, the visual redesign of the frontend and the connection of those views with the backend, including the Postman collection used to exercise the API. Seeing a real transport company forced me to separate what a client may see from what an operator or an administrator may change. A client can follow an order and, when the account is enabled, review current-account movements. The client must not close a manifest or collect freight at the counter. This project confirmed my interest in interface design and in translating an operational process into clear screens. It also showed me that a pleasant screen is not enough if the status names and the payment rules do not match the way the warehouse actually works.</w:t>
       </w:r>
     </w:p>
     <w:p>
@@ -573,8 +2008,7 @@
         <w:pStyle w:val="Ttulo1"/>
       </w:pPr>
       <w:r>
-        <w:lastRenderedPageBreak/>
-        <w:t>Reflexión individual</w:t>
+        <w:t xml:space="preserve">10. Reflexión individual</w:t>
       </w:r>
     </w:p>
     <w:p>
@@ -587,10 +2021,7 @@
     </w:p>
     <w:p>
       <w:r>
-        <w:t>At the beginning of the course I wanted to go deeper into backend development, databases and external integrations. That interest is still the same, and it is now more specific. I want to keep working on systems in which the database rules, the API and the screen tell the same story. Marexpress showed me that security decisions, such as storing a transfer voucher encrypted on disk and opening it only with an authenticated session, are part of the product and not a later patch. After this project I see mysel</w:t>
-      </w:r>
-      <w:r>
-        <w:t>f in a software role close to operations: building and maintaining business systems, reviewing data quality and explaining technical limits to the people who use the software. I would like to strengthen automated testing and production deployment, because the application runs locally and the test suite is still lighter than the industry practice I want to reach.</w:t>
+        <w:t>At the beginning of the course I wanted to go deeper into backend development, databases and external integrations. That interest is still the same, and it is now more specific. I want to keep working on systems in which the database rules, the API and the screen tell the same story. Marexpress showed me that security decisions, such as storing a transfer voucher encrypted on disk and opening it only with an authenticated session, are part of the product and not a later patch. After this project I see myself in a software role close to operations: building and maintaining business systems, reviewing data quality and explaining technical limits to the people who use the software. I would like to strengthen automated testing and production deployment, because the application runs locally and the test suite is still lighter than the industry practice I want to reach.</w:t>
       </w:r>
     </w:p>
     <w:p>
@@ -603,10 +2034,7 @@
     </w:p>
     <w:p>
       <w:r>
-        <w:t xml:space="preserve">Before this project I was interested in building complete web applications, especially the part that a person actually uses. That interest remains, and the client portal made it concrete. I learned that a logistics client does not need the whole office menu. The person needs to see the order, the public tracking stages and, when it applies, the current account. Working with Raúl on the same repository also showed me how to leave evidence of individual work through commits and how to review another person's </w:t>
-      </w:r>
-      <w:r>
-        <w:t>module before calling it ready. Professionally I would like to continue in software development with a strong interface and integration component, in teams that sit close to the business process. The next skill I want to deepen is testing from the user's point of view, so that a change in payment or tracking is verified on the screen and not only in the code.</w:t>
+        <w:t xml:space="preserve">Before this project I was interested in building complete web applications, especially the part that a person actually uses. That interest remains, and the client portal made it concrete. I learned that a logistics client does not need the whole office menu. The person needs to see the order, the public tracking stages and, when it applies, the current account. Working with Raúl on the same repository also showed me how to leave evidence of individual work through commits and how to review another person's module before calling it ready. Professionally I would like to continue in software development with a strong interface and integration component, in teams that sit close to the business process. The next skill I want to deepen is testing from the user's point of view, so that a change in payment or tracking is verified on the screen and not only in the code.</w:t>
       </w:r>
     </w:p>
     <w:p>
@@ -614,52 +2042,187 @@
         <w:pStyle w:val="Ttulo1"/>
       </w:pPr>
       <w:r>
-        <w:t>Referencias</w:t>
+        <w:t xml:space="preserve">11. Referencias</w:t>
       </w:r>
     </w:p>
     <w:p>
       <w:pPr>
-        <w:pStyle w:val="Listaconvietas"/>
-        <w:spacing w:after="80"/>
+        <w:spacing w:after="120"/>
+        <w:ind w:left="720" w:hanging="720"/>
       </w:pPr>
       <w:r>
-        <w:t>Duoc UC. (2026). Guía 2. Desarrollo Proyecto APT y Guía 3. Informe final Proyecto APT. Asignatura PTY4614 Capstone.</w:t>
+        <w:t xml:space="preserve">Duoc UC. (2026). </w:t>
+      </w:r>
+      <w:r>
+        <w:rPr>
+          <w:i/>
+        </w:rPr>
+        <w:t xml:space="preserve">Guías de la asignatura PTY4614 Capstone: Guía 2, Desarrollo Proyecto APT, y Guía 3, Informe final Proyecto APT</w:t>
+      </w:r>
+      <w:r>
+        <w:t xml:space="preserve"> [Material docente no publicado].</w:t>
       </w:r>
     </w:p>
     <w:p>
       <w:pPr>
-        <w:pStyle w:val="Listaconvietas"/>
-        <w:spacing w:after="80"/>
+        <w:spacing w:after="120"/>
+        <w:ind w:left="720" w:hanging="720"/>
       </w:pPr>
       <w:r>
-        <w:t>Prisma. (2026). Prisma ORM documentation. https://www.prisma.io/docs</w:t>
+        <w:t xml:space="preserve">Jones, M., Bradley, J. y Sakimura, N. (2015). </w:t>
+      </w:r>
+      <w:r>
+        <w:rPr>
+          <w:i/>
+        </w:rPr>
+        <w:t xml:space="preserve">JSON Web Token (JWT)</w:t>
+      </w:r>
+      <w:r>
+        <w:t xml:space="preserve"> (RFC 7519). Internet Engineering Task Force. https://doi.org/10.17487/RFC7519</w:t>
       </w:r>
     </w:p>
     <w:p>
       <w:pPr>
-        <w:pStyle w:val="Listaconvietas"/>
-        <w:spacing w:after="80"/>
+        <w:spacing w:after="120"/>
+        <w:ind w:left="720" w:hanging="720"/>
       </w:pPr>
       <w:r>
-        <w:t>Meta Open Source. (2026). React documentation. https://react.dev</w:t>
+        <w:t xml:space="preserve">Meta Open Source. (s.f.). </w:t>
+      </w:r>
+      <w:r>
+        <w:rPr>
+          <w:i/>
+        </w:rPr>
+        <w:t xml:space="preserve">React documentation</w:t>
+      </w:r>
+      <w:r>
+        <w:t xml:space="preserve">. Recuperado el 19 de octubre de 2026 de https://react.dev</w:t>
       </w:r>
     </w:p>
     <w:p>
       <w:pPr>
-        <w:pStyle w:val="Listaconvietas"/>
-        <w:spacing w:after="80"/>
+        <w:spacing w:after="120"/>
+        <w:ind w:left="720" w:hanging="720"/>
       </w:pPr>
       <w:r>
-        <w:t>OpenJS Foundation. (2026). Express routing. https://expressjs.com</w:t>
+        <w:t xml:space="preserve">OpenJS Foundation. (s.f.). </w:t>
+      </w:r>
+      <w:r>
+        <w:rPr>
+          <w:i/>
+        </w:rPr>
+        <w:t xml:space="preserve">Express routing</w:t>
+      </w:r>
+      <w:r>
+        <w:t xml:space="preserve">. Recuperado el 19 de octubre de 2026 de https://expressjs.com/en/guide/routing.html</w:t>
       </w:r>
     </w:p>
     <w:p>
       <w:pPr>
-        <w:pStyle w:val="Listaconvietas"/>
-        <w:spacing w:after="80"/>
+        <w:spacing w:after="120"/>
+        <w:ind w:left="720" w:hanging="720"/>
       </w:pPr>
       <w:r>
-        <w:t>Transbank Developers. (2026). Webpay Plus, ambiente de integración. https://www.transbankdevelopers.cl</w:t>
+        <w:t xml:space="preserve">Oracle. (s.f.). </w:t>
+      </w:r>
+      <w:r>
+        <w:rPr>
+          <w:i/>
+        </w:rPr>
+        <w:t xml:space="preserve">MySQL 8.0 reference manual</w:t>
+      </w:r>
+      <w:r>
+        <w:t xml:space="preserve">. Recuperado el 19 de octubre de 2026 de https://dev.mysql.com/doc/refman/8.0/en/</w:t>
+      </w:r>
+    </w:p>
+    <w:p>
+      <w:pPr>
+        <w:spacing w:after="120"/>
+        <w:ind w:left="720" w:hanging="720"/>
+      </w:pPr>
+      <w:r>
+        <w:t xml:space="preserve">Postman. (s.f.). </w:t>
+      </w:r>
+      <w:r>
+        <w:rPr>
+          <w:i/>
+        </w:rPr>
+        <w:t xml:space="preserve">Postman Learning Center</w:t>
+      </w:r>
+      <w:r>
+        <w:t xml:space="preserve">. Recuperado el 19 de octubre de 2026 de https://learning.postman.com/docs/</w:t>
+      </w:r>
+    </w:p>
+    <w:p>
+      <w:pPr>
+        <w:spacing w:after="120"/>
+        <w:ind w:left="720" w:hanging="720"/>
+      </w:pPr>
+      <w:r>
+        <w:t xml:space="preserve">Prisma. (s.f.). </w:t>
+      </w:r>
+      <w:r>
+        <w:rPr>
+          <w:i/>
+        </w:rPr>
+        <w:t xml:space="preserve">Prisma ORM documentation</w:t>
+      </w:r>
+      <w:r>
+        <w:t xml:space="preserve">. Recuperado el 19 de octubre de 2026 de https://www.prisma.io/docs</w:t>
+      </w:r>
+    </w:p>
+    <w:p>
+      <w:pPr>
+        <w:spacing w:after="120"/>
+        <w:ind w:left="720" w:hanging="720"/>
+      </w:pPr>
+      <w:r>
+        <w:t xml:space="preserve">Roa, R. y Sandoval, B. (2026). </w:t>
+      </w:r>
+      <w:r>
+        <w:rPr>
+          <w:i/>
+        </w:rPr>
+        <w:t xml:space="preserve">Proyecto-APT-Marexpress</w:t>
+      </w:r>
+      <w:r>
+        <w:t xml:space="preserve"> [Repositorio de código]. GitHub. https://github.com/subrosa-w/Proyecto-APT-Marexpress</w:t>
+      </w:r>
+    </w:p>
+    <w:p>
+      <w:pPr>
+        <w:spacing w:after="120"/>
+        <w:ind w:left="720" w:hanging="720"/>
+      </w:pPr>
+      <w:r>
+        <w:t xml:space="preserve">Sommerville, I. (2011). </w:t>
+      </w:r>
+      <w:r>
+        <w:rPr>
+          <w:i/>
+        </w:rPr>
+        <w:t xml:space="preserve">Ingeniería de software</w:t>
+      </w:r>
+      <w:r>
+        <w:t xml:space="preserve"> (9.ª ed.). Pearson Educación.</w:t>
+      </w:r>
+    </w:p>
+    <w:p>
+      <w:pPr>
+        <w:spacing w:after="120"/>
+        <w:ind w:left="720" w:hanging="720"/>
+      </w:pPr>
+      <w:r>
+        <w:t xml:space="preserve">Transbank Developers. (s.f.). </w:t>
+      </w:r>
+      <w:r>
+        <w:rPr>
+          <w:i/>
+        </w:rPr>
+        <w:t xml:space="preserve">Webpay Plus</w:t>
+      </w:r>
+      <w:r>
+        <w:t xml:space="preserve">. Recuperado el 19 de octubre de 2026 de https://www.transbankdevelopers.cl/documentacion/webpay-plus</w:t>
       </w:r>
     </w:p>
     <w:sectPr>
